--- a/public/templates/wo-landlord.docx
+++ b/public/templates/wo-landlord.docx
@@ -428,7 +428,7 @@
           <w:b/>
           <w:szCs w:val="20"/>
         </w:rPr>
-        <w:t xml:space="preserve">Smt. RAGHUMUDRI SHANTHA KUMARI </w:t>
+        <w:t xml:space="preserve">Smt. {landlord1.fullName}</w:t>
       </w:r>
       <w:r>
         <w:rPr>
@@ -436,7 +436,7 @@
           <w:bCs/>
           <w:szCs w:val="20"/>
         </w:rPr>
-        <w:t xml:space="preserve">alias </w:t>
+        <w:t xml:space="preserve"/>
       </w:r>
       <w:r>
         <w:rPr>
@@ -444,7 +444,7 @@
           <w:b/>
           <w:szCs w:val="20"/>
         </w:rPr>
-        <w:t xml:space="preserve">RAGHUMUDRI SANTHI HARI </w:t>
+        <w:t xml:space="preserve"> </w:t>
       </w:r>
       <w:r>
         <w:rPr>
@@ -453,7 +453,7 @@
           <w:bCs/>
           <w:szCs w:val="20"/>
         </w:rPr>
-        <w:t>W/o.</w:t>
+        <w:t xml:space="preserve">W/o.</w:t>
       </w:r>
       <w:r>
         <w:rPr>
@@ -470,7 +470,7 @@
           <w:bCs/>
           <w:szCs w:val="20"/>
         </w:rPr>
-        <w:t>Late</w:t>
+        <w:t xml:space="preserve">Late</w:t>
       </w:r>
       <w:r>
         <w:rPr>
@@ -495,7 +495,7 @@
           <w:b/>
           <w:szCs w:val="20"/>
         </w:rPr>
-        <w:t>,</w:t>
+        <w:t xml:space="preserve">,</w:t>
       </w:r>
       <w:r>
         <w:rPr>
@@ -511,7 +511,7 @@
           <w:bCs/>
           <w:szCs w:val="20"/>
         </w:rPr>
-        <w:t>(PAN: {landlord1.pan}, AADHAAR NO: {landlord1.aadhaar})</w:t>
+        <w:t xml:space="preserve">(PAN: {landlord1.pan}, AADHAAR NO: {landlord1.aadhaar})</w:t>
       </w:r>
     </w:p>
     <w:p>
@@ -784,7 +784,7 @@
           <w:sz w:val="26"/>
           <w:szCs w:val="26"/>
         </w:rPr>
-        <w:t>All that the “</w:t>
+        <w:t xml:space="preserve">All that the “</w:t>
       </w:r>
       <w:r>
         <w:rPr>
@@ -810,166 +810,210 @@
           <w:sz w:val="26"/>
           <w:szCs w:val="26"/>
         </w:rPr>
-        <w:t>First</w:t>
-      </w:r>
-      <w:r>
-        <w:rPr>
-          <w:rFonts w:ascii="Cambria" w:hAnsi="Cambria"/>
-          <w:sz w:val="26"/>
-          <w:szCs w:val="26"/>
+        <w:t xml:space="preserve">{p.floor} Floor</w:t>
+      </w:r>
+      <w:r>
+        <w:rPr>
+          <w:rFonts w:ascii="Cambria" w:hAnsi="Cambria"/>
+          <w:sz w:val="26"/>
+          <w:szCs w:val="26"/>
+        </w:rPr>
+        <w:t xml:space="preserve"/>
+      </w:r>
+      <w:r>
+        <w:rPr>
+          <w:rFonts w:ascii="Cambria" w:hAnsi="Cambria"/>
+          <w:b/>
+          <w:sz w:val="26"/>
+          <w:szCs w:val="26"/>
+        </w:rPr>
+        <w:t xml:space="preserve">,</w:t>
+      </w:r>
+      <w:r>
+        <w:rPr>
+          <w:rFonts w:ascii="Cambria" w:hAnsi="Cambria"/>
+          <w:sz w:val="26"/>
+          <w:szCs w:val="26"/>
+        </w:rPr>
+        <w:t xml:space="preserve"> in the  building known as </w:t>
+      </w:r>
+      <w:r>
+        <w:rPr>
+          <w:rFonts w:ascii="Cambria" w:hAnsi="Cambria"/>
+          <w:b/>
+          <w:sz w:val="26"/>
+          <w:szCs w:val="26"/>
+        </w:rPr>
+        <w:t xml:space="preserve">“{venture.projectName}”</w:t>
+      </w:r>
+      <w:r>
+        <w:rPr>
+          <w:rFonts w:ascii="Cambria" w:hAnsi="Cambria"/>
+          <w:sz w:val="26"/>
+          <w:szCs w:val="26"/>
+        </w:rPr>
+        <w:t xml:space="preserve">, with a plinth area of </w:t>
+      </w:r>
+      <w:r>
+        <w:rPr>
+          <w:rFonts w:ascii="Cambria" w:hAnsi="Cambria"/>
+          <w:b/>
+          <w:sz w:val="26"/>
+          <w:szCs w:val="26"/>
+        </w:rPr>
+        <w:t xml:space="preserve">{p.plinthArea} Sq.Feet,</w:t>
+      </w:r>
+      <w:r>
+        <w:rPr>
+          <w:rFonts w:ascii="Cambria" w:hAnsi="Cambria"/>
+          <w:sz w:val="26"/>
+          <w:szCs w:val="26"/>
+        </w:rPr>
+        <w:t xml:space="preserve"> (including Common area), and Car Parking area of </w:t>
+      </w:r>
+      <w:r>
+        <w:rPr>
+          <w:rFonts w:ascii="Cambria" w:hAnsi="Cambria"/>
+          <w:b/>
+          <w:sz w:val="26"/>
+          <w:szCs w:val="26"/>
+        </w:rPr>
+        <w:t xml:space="preserve">{p.carParkingArea} Sq.Feet, </w:t>
+      </w:r>
+      <w:r>
+        <w:rPr>
+          <w:rFonts w:ascii="Cambria" w:hAnsi="Cambria"/>
+          <w:sz w:val="26"/>
+          <w:szCs w:val="26"/>
+        </w:rPr>
+        <w:t xml:space="preserve">along with an undivided share of land admeasuring </w:t>
+      </w:r>
+      <w:r>
+        <w:rPr>
+          <w:rFonts w:ascii="Cambria" w:hAnsi="Cambria"/>
+          <w:b/>
+          <w:sz w:val="26"/>
+          <w:szCs w:val="26"/>
+        </w:rPr>
+        <w:t xml:space="preserve">{p.undividedShare} Sq.Yards</w:t>
+      </w:r>
+      <w:r>
+        <w:rPr>
+          <w:rFonts w:ascii="Cambria" w:hAnsi="Cambria"/>
+          <w:color w:val="000000"/>
+          <w:sz w:val="26"/>
+          <w:szCs w:val="26"/>
+        </w:rPr>
+        <w:t xml:space="preserve"/>
+      </w:r>
+      <w:r>
+        <w:rPr>
+          <w:rFonts w:ascii="Cambria" w:hAnsi="Cambria"/>
+          <w:b/>
+          <w:sz w:val="26"/>
+          <w:szCs w:val="26"/>
+        </w:rPr>
+        <w:t xml:space="preserve"/>
+      </w:r>
+      <w:r>
+        <w:rPr>
+          <w:rFonts w:ascii="Cambria" w:hAnsi="Cambria"/>
+          <w:sz w:val="26"/>
+          <w:szCs w:val="26"/>
+        </w:rPr>
+        <w:t xml:space="preserve"> (Out of total land of </w:t>
+      </w:r>
+      <w:r>
+        <w:rPr>
+          <w:rFonts w:ascii="Cambria" w:hAnsi="Cambria"/>
+          <w:bCs/>
+          <w:color w:val="000000"/>
+          <w:sz w:val="26"/>
+          <w:szCs w:val="26"/>
+          <w:lang w:eastAsia="en-IN"/>
+        </w:rPr>
+        <w:t xml:space="preserve">{venture.totalLandSqYards} Sq.yards)</w:t>
+      </w:r>
+      <w:r>
+        <w:rPr>
+          <w:rFonts w:ascii="Cambria" w:hAnsi="Cambria"/>
+          <w:b/>
+          <w:bCs/>
+          <w:color w:val="000000"/>
+          <w:sz w:val="26"/>
+          <w:szCs w:val="26"/>
+          <w:lang w:eastAsia="en-IN"/>
+        </w:rPr>
+        <w:t xml:space="preserve">, </w:t>
+      </w:r>
+      <w:r>
+        <w:rPr>
+          <w:rFonts w:ascii="Cambria" w:hAnsi="Cambria"/>
+          <w:sz w:val="26"/>
+          <w:szCs w:val="26"/>
+        </w:rPr>
+        <w:t xml:space="preserve">Constructed on </w:t>
+      </w:r>
+      <w:r>
+        <w:rPr>
+          <w:rFonts w:ascii="Cambria" w:hAnsi="Cambria"/>
+          <w:b/>
+          <w:sz w:val="26"/>
+          <w:szCs w:val="26"/>
+        </w:rPr>
+        <w:t xml:space="preserve">Open Land</w:t>
+      </w:r>
+      <w:r>
+        <w:rPr>
+          <w:rFonts w:ascii="Cambria" w:hAnsi="Cambria"/>
+          <w:sz w:val="26"/>
+          <w:szCs w:val="26"/>
+        </w:rPr>
+        <w:t xml:space="preserve">,</w:t>
+      </w:r>
+      <w:r>
+        <w:rPr>
+          <w:rFonts w:ascii="Cambria" w:hAnsi="Cambria"/>
+          <w:b/>
+          <w:bCs/>
+          <w:color w:val="000000"/>
+          <w:sz w:val="26"/>
+          <w:szCs w:val="26"/>
+          <w:lang w:eastAsia="en-IN"/>
         </w:rPr>
         <w:t xml:space="preserve"> </w:t>
       </w:r>
       <w:r>
         <w:rPr>
           <w:rFonts w:ascii="Cambria" w:hAnsi="Cambria"/>
-          <w:b/>
-          <w:sz w:val="26"/>
-          <w:szCs w:val="26"/>
-        </w:rPr>
-        <w:t>Floor,</w:t>
-      </w:r>
-      <w:r>
-        <w:rPr>
-          <w:rFonts w:ascii="Cambria" w:hAnsi="Cambria"/>
-          <w:sz w:val="26"/>
-          <w:szCs w:val="26"/>
-        </w:rPr>
-        <w:t xml:space="preserve"> in the  building known as </w:t>
-      </w:r>
-      <w:r>
-        <w:rPr>
-          <w:rFonts w:ascii="Cambria" w:hAnsi="Cambria"/>
-          <w:b/>
-          <w:sz w:val="26"/>
-          <w:szCs w:val="26"/>
-        </w:rPr>
-        <w:t>“{venture.projectName}”</w:t>
-      </w:r>
-      <w:r>
-        <w:rPr>
-          <w:rFonts w:ascii="Cambria" w:hAnsi="Cambria"/>
-          <w:sz w:val="26"/>
-          <w:szCs w:val="26"/>
-        </w:rPr>
-        <w:t xml:space="preserve">, with a plinth area of </w:t>
-      </w:r>
-      <w:r>
-        <w:rPr>
-          <w:rFonts w:ascii="Cambria" w:hAnsi="Cambria"/>
-          <w:b/>
-          <w:sz w:val="26"/>
-          <w:szCs w:val="26"/>
-        </w:rPr>
-        <w:t>{p.plinthArea} Sq.Feet,</w:t>
-      </w:r>
-      <w:r>
-        <w:rPr>
-          <w:rFonts w:ascii="Cambria" w:hAnsi="Cambria"/>
-          <w:sz w:val="26"/>
-          <w:szCs w:val="26"/>
-        </w:rPr>
-        <w:t xml:space="preserve"> (including Common area), and Car Parking area of </w:t>
-      </w:r>
-      <w:r>
-        <w:rPr>
-          <w:rFonts w:ascii="Cambria" w:hAnsi="Cambria"/>
-          <w:b/>
-          <w:sz w:val="26"/>
-          <w:szCs w:val="26"/>
-        </w:rPr>
-        <w:t xml:space="preserve">{p.carParkingArea} Sq.Feet, </w:t>
-      </w:r>
-      <w:r>
-        <w:rPr>
-          <w:rFonts w:ascii="Cambria" w:hAnsi="Cambria"/>
-          <w:sz w:val="26"/>
-          <w:szCs w:val="26"/>
-        </w:rPr>
-        <w:t xml:space="preserve">along with an undivided share of land admeasuring </w:t>
-      </w:r>
-      <w:r>
-        <w:rPr>
-          <w:rFonts w:ascii="Cambria" w:hAnsi="Cambria"/>
-          <w:b/>
-          <w:sz w:val="26"/>
-          <w:szCs w:val="26"/>
-        </w:rPr>
-        <w:t>62.57</w:t>
-      </w:r>
-      <w:r>
-        <w:rPr>
-          <w:rFonts w:ascii="Cambria" w:hAnsi="Cambria"/>
           <w:color w:val="000000"/>
           <w:sz w:val="26"/>
           <w:szCs w:val="26"/>
-        </w:rPr>
-        <w:t xml:space="preserve"> </w:t>
-      </w:r>
-      <w:r>
-        <w:rPr>
-          <w:rFonts w:ascii="Cambria" w:hAnsi="Cambria"/>
-          <w:b/>
-          <w:sz w:val="26"/>
-          <w:szCs w:val="26"/>
-        </w:rPr>
-        <w:t>Sq.Yards</w:t>
-      </w:r>
-      <w:r>
-        <w:rPr>
-          <w:rFonts w:ascii="Cambria" w:hAnsi="Cambria"/>
-          <w:sz w:val="26"/>
-          <w:szCs w:val="26"/>
-        </w:rPr>
-        <w:t xml:space="preserve"> (Out of total land of </w:t>
-      </w:r>
-      <w:r>
-        <w:rPr>
-          <w:rFonts w:ascii="Cambria" w:hAnsi="Cambria"/>
+          <w:lang w:eastAsia="en-IN"/>
+        </w:rPr>
+        <w:t xml:space="preserve">in </w:t>
+      </w:r>
+      <w:r>
+        <w:rPr>
+          <w:rFonts w:ascii="Cambria" w:hAnsi="Cambria"/>
+          <w:b/>
           <w:bCs/>
           <w:color w:val="000000"/>
           <w:sz w:val="26"/>
           <w:szCs w:val="26"/>
           <w:lang w:eastAsia="en-IN"/>
         </w:rPr>
-        <w:t>{venture.totalLandSqYards} Sq.yards)</w:t>
-      </w:r>
-      <w:r>
-        <w:rPr>
-          <w:rFonts w:ascii="Cambria" w:hAnsi="Cambria"/>
-          <w:b/>
-          <w:bCs/>
+        <w:t xml:space="preserve">Survey Nos.{venture.surveyNos}</w:t>
+      </w:r>
+      <w:r>
+        <w:rPr>
+          <w:rFonts w:ascii="Cambria" w:hAnsi="Cambria"/>
           <w:color w:val="000000"/>
           <w:sz w:val="26"/>
           <w:szCs w:val="26"/>
           <w:lang w:eastAsia="en-IN"/>
         </w:rPr>
-        <w:t xml:space="preserve">, </w:t>
-      </w:r>
-      <w:r>
-        <w:rPr>
-          <w:rFonts w:ascii="Cambria" w:hAnsi="Cambria"/>
-          <w:sz w:val="26"/>
-          <w:szCs w:val="26"/>
-        </w:rPr>
-        <w:t xml:space="preserve">Constructed on </w:t>
-      </w:r>
-      <w:r>
-        <w:rPr>
-          <w:rFonts w:ascii="Cambria" w:hAnsi="Cambria"/>
-          <w:b/>
-          <w:sz w:val="26"/>
-          <w:szCs w:val="26"/>
-        </w:rPr>
-        <w:t>Open Land</w:t>
-      </w:r>
-      <w:r>
-        <w:rPr>
-          <w:rFonts w:ascii="Cambria" w:hAnsi="Cambria"/>
-          <w:sz w:val="26"/>
-          <w:szCs w:val="26"/>
-        </w:rPr>
-        <w:t>,</w:t>
+        <w:t xml:space="preserve">, Situated at </w:t>
       </w:r>
       <w:r>
         <w:rPr>
@@ -981,7 +1025,7 @@
           <w:szCs w:val="26"/>
           <w:lang w:eastAsia="en-IN"/>
         </w:rPr>
-        <w:t xml:space="preserve"> </w:t>
+        <w:t xml:space="preserve">{venture.village} VILLAGE &amp; Mandal</w:t>
       </w:r>
       <w:r>
         <w:rPr>
@@ -991,51 +1035,7 @@
           <w:szCs w:val="26"/>
           <w:lang w:eastAsia="en-IN"/>
         </w:rPr>
-        <w:t xml:space="preserve">in </w:t>
-      </w:r>
-      <w:r>
-        <w:rPr>
-          <w:rFonts w:ascii="Cambria" w:hAnsi="Cambria"/>
-          <w:b/>
-          <w:bCs/>
-          <w:color w:val="000000"/>
-          <w:sz w:val="26"/>
-          <w:szCs w:val="26"/>
-          <w:lang w:eastAsia="en-IN"/>
-        </w:rPr>
-        <w:t>Survey Nos.{venture.surveyNos}</w:t>
-      </w:r>
-      <w:r>
-        <w:rPr>
-          <w:rFonts w:ascii="Cambria" w:hAnsi="Cambria"/>
-          <w:color w:val="000000"/>
-          <w:sz w:val="26"/>
-          <w:szCs w:val="26"/>
-          <w:lang w:eastAsia="en-IN"/>
-        </w:rPr>
-        <w:t xml:space="preserve">, Situated at </w:t>
-      </w:r>
-      <w:r>
-        <w:rPr>
-          <w:rFonts w:ascii="Cambria" w:hAnsi="Cambria"/>
-          <w:b/>
-          <w:bCs/>
-          <w:color w:val="000000"/>
-          <w:sz w:val="26"/>
-          <w:szCs w:val="26"/>
-          <w:lang w:eastAsia="en-IN"/>
-        </w:rPr>
-        <w:t>{venture.village} VILLAGE &amp; Mandal</w:t>
-      </w:r>
-      <w:r>
-        <w:rPr>
-          <w:rFonts w:ascii="Cambria" w:hAnsi="Cambria"/>
-          <w:color w:val="000000"/>
-          <w:sz w:val="26"/>
-          <w:szCs w:val="26"/>
-          <w:lang w:eastAsia="en-IN"/>
-        </w:rPr>
-        <w:t>, Under {venture.circle} Circle, {venture.district} District, {venture.state}</w:t>
+        <w:t xml:space="preserve">, Under {venture.circle} Circle, {venture.district} District, {venture.state}</w:t>
       </w:r>
       <w:r>
         <w:rPr>
@@ -1044,15 +1044,15 @@
           <w:sz w:val="26"/>
           <w:szCs w:val="26"/>
         </w:rPr>
-        <w:t>”</w:t>
-      </w:r>
-      <w:r>
-        <w:rPr>
-          <w:rFonts w:ascii="Cambria" w:hAnsi="Cambria"/>
-          <w:sz w:val="26"/>
-          <w:szCs w:val="26"/>
-        </w:rPr>
-        <w:t>, and bounded as follows:-</w:t>
+        <w:t xml:space="preserve">”</w:t>
+      </w:r>
+      <w:r>
+        <w:rPr>
+          <w:rFonts w:ascii="Cambria" w:hAnsi="Cambria"/>
+          <w:sz w:val="26"/>
+          <w:szCs w:val="26"/>
+        </w:rPr>
+        <w:t xml:space="preserve">, and bounded as follows:-</w:t>
       </w:r>
     </w:p>
     <w:p>
@@ -2295,67 +2295,67 @@
           <w:sz w:val="26"/>
           <w:szCs w:val="26"/>
         </w:rPr>
-        <w:t>Rs.</w:t>
-      </w:r>
-      <w:r>
-        <w:rPr>
-          <w:rFonts w:ascii="Cambria" w:hAnsi="Cambria" w:cs="Times New Roman"/>
-          <w:b/>
-          <w:bCs/>
-          <w:sz w:val="26"/>
-          <w:szCs w:val="26"/>
-        </w:rPr>
-        <w:t>1</w:t>
-      </w:r>
-      <w:r>
-        <w:rPr>
-          <w:rFonts w:ascii="Cambria" w:hAnsi="Cambria" w:cs="Times New Roman"/>
-          <w:b/>
-          <w:bCs/>
-          <w:sz w:val="26"/>
-          <w:szCs w:val="26"/>
-        </w:rPr>
-        <w:t>,</w:t>
-      </w:r>
-      <w:r>
-        <w:rPr>
-          <w:rFonts w:ascii="Cambria" w:hAnsi="Cambria" w:cs="Times New Roman"/>
-          <w:b/>
-          <w:bCs/>
-          <w:sz w:val="26"/>
-          <w:szCs w:val="26"/>
-        </w:rPr>
-        <w:t>8</w:t>
-      </w:r>
-      <w:r>
-        <w:rPr>
-          <w:rFonts w:ascii="Cambria" w:hAnsi="Cambria" w:cs="Times New Roman"/>
-          <w:b/>
-          <w:bCs/>
-          <w:sz w:val="26"/>
-          <w:szCs w:val="26"/>
-        </w:rPr>
-        <w:t>5</w:t>
-      </w:r>
-      <w:r>
-        <w:rPr>
-          <w:rFonts w:ascii="Cambria" w:hAnsi="Cambria" w:cs="Times New Roman"/>
-          <w:b/>
-          <w:bCs/>
-          <w:sz w:val="26"/>
-          <w:szCs w:val="26"/>
-        </w:rPr>
-        <w:t xml:space="preserve">,000/- (Rupees </w:t>
-      </w:r>
-      <w:r>
-        <w:rPr>
-          <w:rFonts w:ascii="Cambria" w:hAnsi="Cambria" w:cs="Times New Roman"/>
-          <w:b/>
-          <w:bCs/>
-          <w:sz w:val="26"/>
-          <w:szCs w:val="26"/>
-        </w:rPr>
-        <w:t>One</w:t>
+        <w:t xml:space="preserve">Rs.</w:t>
+      </w:r>
+      <w:r>
+        <w:rPr>
+          <w:rFonts w:ascii="Cambria" w:hAnsi="Cambria" w:cs="Times New Roman"/>
+          <w:b/>
+          <w:bCs/>
+          <w:sz w:val="26"/>
+          <w:szCs w:val="26"/>
+        </w:rPr>
+        <w:t xml:space="preserve">{p.amountPaid}</w:t>
+      </w:r>
+      <w:r>
+        <w:rPr>
+          <w:rFonts w:ascii="Cambria" w:hAnsi="Cambria" w:cs="Times New Roman"/>
+          <w:b/>
+          <w:bCs/>
+          <w:sz w:val="26"/>
+          <w:szCs w:val="26"/>
+        </w:rPr>
+        <w:t xml:space="preserve"/>
+      </w:r>
+      <w:r>
+        <w:rPr>
+          <w:rFonts w:ascii="Cambria" w:hAnsi="Cambria" w:cs="Times New Roman"/>
+          <w:b/>
+          <w:bCs/>
+          <w:sz w:val="26"/>
+          <w:szCs w:val="26"/>
+        </w:rPr>
+        <w:t xml:space="preserve"/>
+      </w:r>
+      <w:r>
+        <w:rPr>
+          <w:rFonts w:ascii="Cambria" w:hAnsi="Cambria" w:cs="Times New Roman"/>
+          <w:b/>
+          <w:bCs/>
+          <w:sz w:val="26"/>
+          <w:szCs w:val="26"/>
+        </w:rPr>
+        <w:t xml:space="preserve"/>
+      </w:r>
+      <w:r>
+        <w:rPr>
+          <w:rFonts w:ascii="Cambria" w:hAnsi="Cambria" w:cs="Times New Roman"/>
+          <w:b/>
+          <w:bCs/>
+          <w:sz w:val="26"/>
+          <w:szCs w:val="26"/>
+        </w:rPr>
+        <w:t xml:space="preserve">/- (Rupees </w:t>
+      </w:r>
+      <w:r>
+        <w:rPr>
+          <w:rFonts w:ascii="Cambria" w:hAnsi="Cambria" w:cs="Times New Roman"/>
+          <w:b/>
+          <w:bCs/>
+          <w:sz w:val="26"/>
+          <w:szCs w:val="26"/>
+        </w:rPr>
+        <w:t xml:space="preserve">One</w:t>
       </w:r>
       <w:r>
         <w:rPr>
@@ -2375,7 +2375,7 @@
           <w:sz w:val="26"/>
           <w:szCs w:val="26"/>
         </w:rPr>
-        <w:t>Lakhs</w:t>
+        <w:t xml:space="preserve">Lakhs</w:t>
       </w:r>
       <w:r>
         <w:rPr>
@@ -2419,7 +2419,7 @@
           <w:sz w:val="26"/>
           <w:szCs w:val="26"/>
         </w:rPr>
-        <w:t>Thousand Only</w:t>
+        <w:t xml:space="preserve">Thousand Only</w:t>
       </w:r>
       <w:r>
         <w:rPr>
@@ -2437,7 +2437,7 @@
           <w:sz w:val="26"/>
           <w:szCs w:val="26"/>
         </w:rPr>
-        <w:t>through RTGS</w:t>
+        <w:t xml:space="preserve">through RTGS</w:t>
       </w:r>
       <w:r>
         <w:t xml:space="preserve"> </w:t>
@@ -2448,15 +2448,15 @@
           <w:sz w:val="26"/>
           <w:szCs w:val="26"/>
         </w:rPr>
-        <w:t>to the Vendors as detailed under</w:t>
-      </w:r>
-      <w:r>
-        <w:rPr>
-          <w:rFonts w:ascii="Cambria" w:hAnsi="Cambria" w:cs="Times New Roman"/>
-          <w:sz w:val="26"/>
-          <w:szCs w:val="26"/>
-        </w:rPr>
-        <w:t>.</w:t>
+        <w:t xml:space="preserve">to the Vendors as detailed under</w:t>
+      </w:r>
+      <w:r>
+        <w:rPr>
+          <w:rFonts w:ascii="Cambria" w:hAnsi="Cambria" w:cs="Times New Roman"/>
+          <w:sz w:val="26"/>
+          <w:szCs w:val="26"/>
+        </w:rPr>
+        <w:t xml:space="preserve">.</w:t>
       </w:r>
     </w:p>
     <w:p>
@@ -2681,57 +2681,57 @@
           <w:sz w:val="26"/>
           <w:szCs w:val="26"/>
         </w:rPr>
-        <w:t>Rs.</w:t>
-      </w:r>
-      <w:r>
-        <w:rPr>
-          <w:rFonts w:ascii="Cambria" w:hAnsi="Cambria" w:cs="Times New Roman"/>
-          <w:b/>
-          <w:bCs/>
-          <w:sz w:val="26"/>
-          <w:szCs w:val="26"/>
-        </w:rPr>
-        <w:t>7</w:t>
-      </w:r>
-      <w:r>
-        <w:rPr>
-          <w:rFonts w:ascii="Cambria" w:hAnsi="Cambria" w:cs="Times New Roman"/>
-          <w:b/>
-          <w:bCs/>
-          <w:sz w:val="26"/>
-          <w:szCs w:val="26"/>
-        </w:rPr>
-        <w:t>,</w:t>
-      </w:r>
-      <w:r>
-        <w:rPr>
-          <w:rFonts w:ascii="Cambria" w:hAnsi="Cambria" w:cs="Times New Roman"/>
-          <w:b/>
-          <w:bCs/>
-          <w:sz w:val="26"/>
-          <w:szCs w:val="26"/>
-        </w:rPr>
-        <w:t>4</w:t>
-      </w:r>
-      <w:r>
-        <w:rPr>
-          <w:rFonts w:ascii="Cambria" w:hAnsi="Cambria" w:cs="Times New Roman"/>
-          <w:b/>
-          <w:bCs/>
-          <w:sz w:val="26"/>
-          <w:szCs w:val="26"/>
-        </w:rPr>
-        <w:t>0</w:t>
-      </w:r>
-      <w:r>
-        <w:rPr>
-          <w:rFonts w:ascii="Cambria" w:hAnsi="Cambria" w:cs="Times New Roman"/>
-          <w:b/>
-          <w:bCs/>
-          <w:sz w:val="26"/>
-          <w:szCs w:val="26"/>
-        </w:rPr>
-        <w:t xml:space="preserve">,000/- (Rupees </w:t>
+        <w:t xml:space="preserve">Rs.</w:t>
+      </w:r>
+      <w:r>
+        <w:rPr>
+          <w:rFonts w:ascii="Cambria" w:hAnsi="Cambria" w:cs="Times New Roman"/>
+          <w:b/>
+          <w:bCs/>
+          <w:sz w:val="26"/>
+          <w:szCs w:val="26"/>
+        </w:rPr>
+        <w:t xml:space="preserve">{p.balanceAmount}</w:t>
+      </w:r>
+      <w:r>
+        <w:rPr>
+          <w:rFonts w:ascii="Cambria" w:hAnsi="Cambria" w:cs="Times New Roman"/>
+          <w:b/>
+          <w:bCs/>
+          <w:sz w:val="26"/>
+          <w:szCs w:val="26"/>
+        </w:rPr>
+        <w:t xml:space="preserve"/>
+      </w:r>
+      <w:r>
+        <w:rPr>
+          <w:rFonts w:ascii="Cambria" w:hAnsi="Cambria" w:cs="Times New Roman"/>
+          <w:b/>
+          <w:bCs/>
+          <w:sz w:val="26"/>
+          <w:szCs w:val="26"/>
+        </w:rPr>
+        <w:t xml:space="preserve"/>
+      </w:r>
+      <w:r>
+        <w:rPr>
+          <w:rFonts w:ascii="Cambria" w:hAnsi="Cambria" w:cs="Times New Roman"/>
+          <w:b/>
+          <w:bCs/>
+          <w:sz w:val="26"/>
+          <w:szCs w:val="26"/>
+        </w:rPr>
+        <w:t xml:space="preserve"/>
+      </w:r>
+      <w:r>
+        <w:rPr>
+          <w:rFonts w:ascii="Cambria" w:hAnsi="Cambria" w:cs="Times New Roman"/>
+          <w:b/>
+          <w:bCs/>
+          <w:sz w:val="26"/>
+          <w:szCs w:val="26"/>
+        </w:rPr>
+        <w:t xml:space="preserve">/- (Rupees </w:t>
       </w:r>
       <w:r>
         <w:rPr>
@@ -2771,15 +2771,15 @@
           <w:sz w:val="26"/>
           <w:szCs w:val="26"/>
         </w:rPr>
-        <w:t>Only)</w:t>
-      </w:r>
-      <w:r>
-        <w:rPr>
-          <w:rFonts w:ascii="Cambria" w:hAnsi="Cambria" w:cs="Times New Roman"/>
-          <w:sz w:val="26"/>
-          <w:szCs w:val="26"/>
-        </w:rPr>
-        <w:t>, at the time of registration.</w:t>
+        <w:t xml:space="preserve">Only)</w:t>
+      </w:r>
+      <w:r>
+        <w:rPr>
+          <w:rFonts w:ascii="Cambria" w:hAnsi="Cambria" w:cs="Times New Roman"/>
+          <w:sz w:val="26"/>
+          <w:szCs w:val="26"/>
+        </w:rPr>
+        <w:t xml:space="preserve">, at the time of registration.</w:t>
       </w:r>
     </w:p>
     <w:p>
@@ -2854,7 +2854,7 @@
           <w:b/>
           <w:szCs w:val="20"/>
         </w:rPr>
-        <w:t xml:space="preserve">Smt. RAGHUMUDRI SHANTHA KUMARI </w:t>
+        <w:t xml:space="preserve">Smt. {landlord1.fullName}</w:t>
       </w:r>
       <w:r>
         <w:rPr>
@@ -2862,7 +2862,7 @@
           <w:bCs/>
           <w:szCs w:val="20"/>
         </w:rPr>
-        <w:t xml:space="preserve">alias </w:t>
+        <w:t xml:space="preserve"/>
       </w:r>
       <w:r>
         <w:rPr>
@@ -2870,7 +2870,7 @@
           <w:b/>
           <w:szCs w:val="20"/>
         </w:rPr>
-        <w:t xml:space="preserve">RAGHUMUDRI SANTHI HARI </w:t>
+        <w:t xml:space="preserve"> </w:t>
       </w:r>
       <w:r>
         <w:rPr>
@@ -2879,7 +2879,7 @@
           <w:bCs/>
           <w:szCs w:val="20"/>
         </w:rPr>
-        <w:t>W/o.</w:t>
+        <w:t xml:space="preserve">W/o.</w:t>
       </w:r>
       <w:r>
         <w:rPr>
@@ -2896,7 +2896,7 @@
           <w:bCs/>
           <w:szCs w:val="20"/>
         </w:rPr>
-        <w:t>Late</w:t>
+        <w:t xml:space="preserve">Late</w:t>
       </w:r>
       <w:r>
         <w:rPr>
@@ -2921,7 +2921,7 @@
           <w:b/>
           <w:szCs w:val="20"/>
         </w:rPr>
-        <w:t>,</w:t>
+        <w:t xml:space="preserve">,</w:t>
       </w:r>
       <w:r>
         <w:rPr>
@@ -2937,7 +2937,7 @@
           <w:bCs/>
           <w:szCs w:val="20"/>
         </w:rPr>
-        <w:t>(PAN: {landlord1.pan}, AADHAAR NO: {landlord1.aadhaar})</w:t>
+        <w:t xml:space="preserve">(PAN: {landlord1.pan}, AADHAAR NO: {landlord1.aadhaar})</w:t>
       </w:r>
     </w:p>
     <w:p>
@@ -3228,7 +3228,7 @@
           <w:sz w:val="26"/>
           <w:szCs w:val="26"/>
         </w:rPr>
-        <w:t>All that the “</w:t>
+        <w:t xml:space="preserve">All that the “</w:t>
       </w:r>
       <w:r>
         <w:rPr>
@@ -3254,166 +3254,210 @@
           <w:sz w:val="26"/>
           <w:szCs w:val="26"/>
         </w:rPr>
-        <w:t>First</w:t>
-      </w:r>
-      <w:r>
-        <w:rPr>
-          <w:rFonts w:ascii="Cambria" w:hAnsi="Cambria"/>
-          <w:sz w:val="26"/>
-          <w:szCs w:val="26"/>
+        <w:t xml:space="preserve">{p.floor} Floor</w:t>
+      </w:r>
+      <w:r>
+        <w:rPr>
+          <w:rFonts w:ascii="Cambria" w:hAnsi="Cambria"/>
+          <w:sz w:val="26"/>
+          <w:szCs w:val="26"/>
+        </w:rPr>
+        <w:t xml:space="preserve"/>
+      </w:r>
+      <w:r>
+        <w:rPr>
+          <w:rFonts w:ascii="Cambria" w:hAnsi="Cambria"/>
+          <w:b/>
+          <w:sz w:val="26"/>
+          <w:szCs w:val="26"/>
+        </w:rPr>
+        <w:t xml:space="preserve">,</w:t>
+      </w:r>
+      <w:r>
+        <w:rPr>
+          <w:rFonts w:ascii="Cambria" w:hAnsi="Cambria"/>
+          <w:sz w:val="26"/>
+          <w:szCs w:val="26"/>
+        </w:rPr>
+        <w:t xml:space="preserve"> in the  building known as </w:t>
+      </w:r>
+      <w:r>
+        <w:rPr>
+          <w:rFonts w:ascii="Cambria" w:hAnsi="Cambria"/>
+          <w:b/>
+          <w:sz w:val="26"/>
+          <w:szCs w:val="26"/>
+        </w:rPr>
+        <w:t xml:space="preserve">“{venture.projectName}”</w:t>
+      </w:r>
+      <w:r>
+        <w:rPr>
+          <w:rFonts w:ascii="Cambria" w:hAnsi="Cambria"/>
+          <w:sz w:val="26"/>
+          <w:szCs w:val="26"/>
+        </w:rPr>
+        <w:t xml:space="preserve">, with a plinth area of </w:t>
+      </w:r>
+      <w:r>
+        <w:rPr>
+          <w:rFonts w:ascii="Cambria" w:hAnsi="Cambria"/>
+          <w:b/>
+          <w:sz w:val="26"/>
+          <w:szCs w:val="26"/>
+        </w:rPr>
+        <w:t xml:space="preserve">{p.plinthArea} Sq.Feet,</w:t>
+      </w:r>
+      <w:r>
+        <w:rPr>
+          <w:rFonts w:ascii="Cambria" w:hAnsi="Cambria"/>
+          <w:sz w:val="26"/>
+          <w:szCs w:val="26"/>
+        </w:rPr>
+        <w:t xml:space="preserve"> (including Common area), and Car Parking area of </w:t>
+      </w:r>
+      <w:r>
+        <w:rPr>
+          <w:rFonts w:ascii="Cambria" w:hAnsi="Cambria"/>
+          <w:b/>
+          <w:sz w:val="26"/>
+          <w:szCs w:val="26"/>
+        </w:rPr>
+        <w:t xml:space="preserve">{p.carParkingArea} Sq.Feet, </w:t>
+      </w:r>
+      <w:r>
+        <w:rPr>
+          <w:rFonts w:ascii="Cambria" w:hAnsi="Cambria"/>
+          <w:sz w:val="26"/>
+          <w:szCs w:val="26"/>
+        </w:rPr>
+        <w:t xml:space="preserve">along with an undivided share of land admeasuring </w:t>
+      </w:r>
+      <w:r>
+        <w:rPr>
+          <w:rFonts w:ascii="Cambria" w:hAnsi="Cambria"/>
+          <w:b/>
+          <w:sz w:val="26"/>
+          <w:szCs w:val="26"/>
+        </w:rPr>
+        <w:t xml:space="preserve">{p.undividedShare} Sq.Yards</w:t>
+      </w:r>
+      <w:r>
+        <w:rPr>
+          <w:rFonts w:ascii="Cambria" w:hAnsi="Cambria"/>
+          <w:color w:val="000000"/>
+          <w:sz w:val="26"/>
+          <w:szCs w:val="26"/>
+        </w:rPr>
+        <w:t xml:space="preserve"/>
+      </w:r>
+      <w:r>
+        <w:rPr>
+          <w:rFonts w:ascii="Cambria" w:hAnsi="Cambria"/>
+          <w:b/>
+          <w:sz w:val="26"/>
+          <w:szCs w:val="26"/>
+        </w:rPr>
+        <w:t xml:space="preserve"/>
+      </w:r>
+      <w:r>
+        <w:rPr>
+          <w:rFonts w:ascii="Cambria" w:hAnsi="Cambria"/>
+          <w:sz w:val="26"/>
+          <w:szCs w:val="26"/>
+        </w:rPr>
+        <w:t xml:space="preserve"> (Out of total land of </w:t>
+      </w:r>
+      <w:r>
+        <w:rPr>
+          <w:rFonts w:ascii="Cambria" w:hAnsi="Cambria"/>
+          <w:bCs/>
+          <w:color w:val="000000"/>
+          <w:sz w:val="26"/>
+          <w:szCs w:val="26"/>
+          <w:lang w:eastAsia="en-IN"/>
+        </w:rPr>
+        <w:t xml:space="preserve">{venture.totalLandSqYards} Sq.yards)</w:t>
+      </w:r>
+      <w:r>
+        <w:rPr>
+          <w:rFonts w:ascii="Cambria" w:hAnsi="Cambria"/>
+          <w:b/>
+          <w:bCs/>
+          <w:color w:val="000000"/>
+          <w:sz w:val="26"/>
+          <w:szCs w:val="26"/>
+          <w:lang w:eastAsia="en-IN"/>
+        </w:rPr>
+        <w:t xml:space="preserve">, </w:t>
+      </w:r>
+      <w:r>
+        <w:rPr>
+          <w:rFonts w:ascii="Cambria" w:hAnsi="Cambria"/>
+          <w:sz w:val="26"/>
+          <w:szCs w:val="26"/>
+        </w:rPr>
+        <w:t xml:space="preserve">Constructed on </w:t>
+      </w:r>
+      <w:r>
+        <w:rPr>
+          <w:rFonts w:ascii="Cambria" w:hAnsi="Cambria"/>
+          <w:b/>
+          <w:sz w:val="26"/>
+          <w:szCs w:val="26"/>
+        </w:rPr>
+        <w:t xml:space="preserve">Open Land</w:t>
+      </w:r>
+      <w:r>
+        <w:rPr>
+          <w:rFonts w:ascii="Cambria" w:hAnsi="Cambria"/>
+          <w:sz w:val="26"/>
+          <w:szCs w:val="26"/>
+        </w:rPr>
+        <w:t xml:space="preserve">,</w:t>
+      </w:r>
+      <w:r>
+        <w:rPr>
+          <w:rFonts w:ascii="Cambria" w:hAnsi="Cambria"/>
+          <w:b/>
+          <w:bCs/>
+          <w:color w:val="000000"/>
+          <w:sz w:val="26"/>
+          <w:szCs w:val="26"/>
+          <w:lang w:eastAsia="en-IN"/>
         </w:rPr>
         <w:t xml:space="preserve"> </w:t>
       </w:r>
       <w:r>
         <w:rPr>
           <w:rFonts w:ascii="Cambria" w:hAnsi="Cambria"/>
-          <w:b/>
-          <w:sz w:val="26"/>
-          <w:szCs w:val="26"/>
-        </w:rPr>
-        <w:t>Floor,</w:t>
-      </w:r>
-      <w:r>
-        <w:rPr>
-          <w:rFonts w:ascii="Cambria" w:hAnsi="Cambria"/>
-          <w:sz w:val="26"/>
-          <w:szCs w:val="26"/>
-        </w:rPr>
-        <w:t xml:space="preserve"> in the  building known as </w:t>
-      </w:r>
-      <w:r>
-        <w:rPr>
-          <w:rFonts w:ascii="Cambria" w:hAnsi="Cambria"/>
-          <w:b/>
-          <w:sz w:val="26"/>
-          <w:szCs w:val="26"/>
-        </w:rPr>
-        <w:t>“{venture.projectName}”</w:t>
-      </w:r>
-      <w:r>
-        <w:rPr>
-          <w:rFonts w:ascii="Cambria" w:hAnsi="Cambria"/>
-          <w:sz w:val="26"/>
-          <w:szCs w:val="26"/>
-        </w:rPr>
-        <w:t xml:space="preserve">, with a plinth area of </w:t>
-      </w:r>
-      <w:r>
-        <w:rPr>
-          <w:rFonts w:ascii="Cambria" w:hAnsi="Cambria"/>
-          <w:b/>
-          <w:sz w:val="26"/>
-          <w:szCs w:val="26"/>
-        </w:rPr>
-        <w:t>{p.plinthArea} Sq.Feet,</w:t>
-      </w:r>
-      <w:r>
-        <w:rPr>
-          <w:rFonts w:ascii="Cambria" w:hAnsi="Cambria"/>
-          <w:sz w:val="26"/>
-          <w:szCs w:val="26"/>
-        </w:rPr>
-        <w:t xml:space="preserve"> (including Common area), and Car Parking area of </w:t>
-      </w:r>
-      <w:r>
-        <w:rPr>
-          <w:rFonts w:ascii="Cambria" w:hAnsi="Cambria"/>
-          <w:b/>
-          <w:sz w:val="26"/>
-          <w:szCs w:val="26"/>
-        </w:rPr>
-        <w:t xml:space="preserve">{p.carParkingArea} Sq.Feet, </w:t>
-      </w:r>
-      <w:r>
-        <w:rPr>
-          <w:rFonts w:ascii="Cambria" w:hAnsi="Cambria"/>
-          <w:sz w:val="26"/>
-          <w:szCs w:val="26"/>
-        </w:rPr>
-        <w:t xml:space="preserve">along with an undivided share of land admeasuring </w:t>
-      </w:r>
-      <w:r>
-        <w:rPr>
-          <w:rFonts w:ascii="Cambria" w:hAnsi="Cambria"/>
-          <w:b/>
-          <w:sz w:val="26"/>
-          <w:szCs w:val="26"/>
-        </w:rPr>
-        <w:t>62.57</w:t>
-      </w:r>
-      <w:r>
-        <w:rPr>
-          <w:rFonts w:ascii="Cambria" w:hAnsi="Cambria"/>
           <w:color w:val="000000"/>
           <w:sz w:val="26"/>
           <w:szCs w:val="26"/>
-        </w:rPr>
-        <w:t xml:space="preserve"> </w:t>
-      </w:r>
-      <w:r>
-        <w:rPr>
-          <w:rFonts w:ascii="Cambria" w:hAnsi="Cambria"/>
-          <w:b/>
-          <w:sz w:val="26"/>
-          <w:szCs w:val="26"/>
-        </w:rPr>
-        <w:t>Sq.Yards</w:t>
-      </w:r>
-      <w:r>
-        <w:rPr>
-          <w:rFonts w:ascii="Cambria" w:hAnsi="Cambria"/>
-          <w:sz w:val="26"/>
-          <w:szCs w:val="26"/>
-        </w:rPr>
-        <w:t xml:space="preserve"> (Out of total land of </w:t>
-      </w:r>
-      <w:r>
-        <w:rPr>
-          <w:rFonts w:ascii="Cambria" w:hAnsi="Cambria"/>
+          <w:lang w:eastAsia="en-IN"/>
+        </w:rPr>
+        <w:t xml:space="preserve">in </w:t>
+      </w:r>
+      <w:r>
+        <w:rPr>
+          <w:rFonts w:ascii="Cambria" w:hAnsi="Cambria"/>
+          <w:b/>
           <w:bCs/>
           <w:color w:val="000000"/>
           <w:sz w:val="26"/>
           <w:szCs w:val="26"/>
           <w:lang w:eastAsia="en-IN"/>
         </w:rPr>
-        <w:t>{venture.totalLandSqYards} Sq.yards)</w:t>
-      </w:r>
-      <w:r>
-        <w:rPr>
-          <w:rFonts w:ascii="Cambria" w:hAnsi="Cambria"/>
-          <w:b/>
-          <w:bCs/>
+        <w:t xml:space="preserve">Survey Nos.{venture.surveyNos}</w:t>
+      </w:r>
+      <w:r>
+        <w:rPr>
+          <w:rFonts w:ascii="Cambria" w:hAnsi="Cambria"/>
           <w:color w:val="000000"/>
           <w:sz w:val="26"/>
           <w:szCs w:val="26"/>
           <w:lang w:eastAsia="en-IN"/>
         </w:rPr>
-        <w:t xml:space="preserve">, </w:t>
-      </w:r>
-      <w:r>
-        <w:rPr>
-          <w:rFonts w:ascii="Cambria" w:hAnsi="Cambria"/>
-          <w:sz w:val="26"/>
-          <w:szCs w:val="26"/>
-        </w:rPr>
-        <w:t xml:space="preserve">Constructed on </w:t>
-      </w:r>
-      <w:r>
-        <w:rPr>
-          <w:rFonts w:ascii="Cambria" w:hAnsi="Cambria"/>
-          <w:b/>
-          <w:sz w:val="26"/>
-          <w:szCs w:val="26"/>
-        </w:rPr>
-        <w:t>Open Land</w:t>
-      </w:r>
-      <w:r>
-        <w:rPr>
-          <w:rFonts w:ascii="Cambria" w:hAnsi="Cambria"/>
-          <w:sz w:val="26"/>
-          <w:szCs w:val="26"/>
-        </w:rPr>
-        <w:t>,</w:t>
+        <w:t xml:space="preserve">, Situated at </w:t>
       </w:r>
       <w:r>
         <w:rPr>
@@ -3425,7 +3469,7 @@
           <w:szCs w:val="26"/>
           <w:lang w:eastAsia="en-IN"/>
         </w:rPr>
-        <w:t xml:space="preserve"> </w:t>
+        <w:t xml:space="preserve">{venture.village} VILLAGE &amp; Mandal</w:t>
       </w:r>
       <w:r>
         <w:rPr>
@@ -3435,51 +3479,7 @@
           <w:szCs w:val="26"/>
           <w:lang w:eastAsia="en-IN"/>
         </w:rPr>
-        <w:t xml:space="preserve">in </w:t>
-      </w:r>
-      <w:r>
-        <w:rPr>
-          <w:rFonts w:ascii="Cambria" w:hAnsi="Cambria"/>
-          <w:b/>
-          <w:bCs/>
-          <w:color w:val="000000"/>
-          <w:sz w:val="26"/>
-          <w:szCs w:val="26"/>
-          <w:lang w:eastAsia="en-IN"/>
-        </w:rPr>
-        <w:t>Survey Nos.{venture.surveyNos}</w:t>
-      </w:r>
-      <w:r>
-        <w:rPr>
-          <w:rFonts w:ascii="Cambria" w:hAnsi="Cambria"/>
-          <w:color w:val="000000"/>
-          <w:sz w:val="26"/>
-          <w:szCs w:val="26"/>
-          <w:lang w:eastAsia="en-IN"/>
-        </w:rPr>
-        <w:t xml:space="preserve">, Situated at </w:t>
-      </w:r>
-      <w:r>
-        <w:rPr>
-          <w:rFonts w:ascii="Cambria" w:hAnsi="Cambria"/>
-          <w:b/>
-          <w:bCs/>
-          <w:color w:val="000000"/>
-          <w:sz w:val="26"/>
-          <w:szCs w:val="26"/>
-          <w:lang w:eastAsia="en-IN"/>
-        </w:rPr>
-        <w:t>{venture.village} VILLAGE &amp; Mandal</w:t>
-      </w:r>
-      <w:r>
-        <w:rPr>
-          <w:rFonts w:ascii="Cambria" w:hAnsi="Cambria"/>
-          <w:color w:val="000000"/>
-          <w:sz w:val="26"/>
-          <w:szCs w:val="26"/>
-          <w:lang w:eastAsia="en-IN"/>
-        </w:rPr>
-        <w:t>, Under {venture.circle} Circle, {venture.district} District, {venture.state}</w:t>
+        <w:t xml:space="preserve">, Under {venture.circle} Circle, {venture.district} District, {venture.state}</w:t>
       </w:r>
       <w:r>
         <w:rPr>
@@ -3488,15 +3488,15 @@
           <w:sz w:val="26"/>
           <w:szCs w:val="26"/>
         </w:rPr>
-        <w:t>”</w:t>
-      </w:r>
-      <w:r>
-        <w:rPr>
-          <w:rFonts w:ascii="Cambria" w:hAnsi="Cambria"/>
-          <w:sz w:val="26"/>
-          <w:szCs w:val="26"/>
-        </w:rPr>
-        <w:t>, and bounded as follows:-</w:t>
+        <w:t xml:space="preserve">”</w:t>
+      </w:r>
+      <w:r>
+        <w:rPr>
+          <w:rFonts w:ascii="Cambria" w:hAnsi="Cambria"/>
+          <w:sz w:val="26"/>
+          <w:szCs w:val="26"/>
+        </w:rPr>
+        <w:t xml:space="preserve">, and bounded as follows:-</w:t>
       </w:r>
     </w:p>
     <w:p>
